--- a/inbox/Application Aware Networking/Book_03_Federal_Application_Aware_Networking_Federal_Telecommunications_Modernization.docx
+++ b/inbox/Application Aware Networking/Book_03_Federal_Application_Aware_Networking_Federal_Telecommunications_Modernization.docx
@@ -2699,7 +2699,7 @@
         </w:rPr>
         <w:drawing>
           <wp:inline distT="0" distB="0" distL="0" distR="0" wp14:anchorId="54E95C40" wp14:editId="1784DAC5">
-            <wp:extent cx="5334000" cy="2844800"/>
+            <wp:extent cx="6858000" cy="3657600"/>
             <wp:effectExtent l="0" t="0" r="0" b="0"/>
             <wp:docPr id="10" name="Picture" descr="The N8NN Call Journey: From Citizen to Agent"/>
             <wp:cNvGraphicFramePr/>
@@ -2721,7 +2721,7 @@
                   <pic:spPr bwMode="auto">
                     <a:xfrm>
                       <a:off x="0" y="0"/>
-                      <a:ext cx="5334000" cy="2844800"/>
+                      <a:ext cx="6858000" cy="3657600"/>
                     </a:xfrm>
                     <a:prstGeom prst="rect">
                       <a:avLst/>
@@ -2825,7 +2825,7 @@
         </w:rPr>
         <w:drawing>
           <wp:inline distT="0" distB="0" distL="0" distR="0" wp14:anchorId="5EC97109" wp14:editId="71024C52">
-            <wp:extent cx="5334000" cy="2844800"/>
+            <wp:extent cx="6858000" cy="3657600"/>
             <wp:effectExtent l="0" t="0" r="0" b="0"/>
             <wp:docPr id="14" name="Picture" descr="Voice Quality: MOS Scale and G.114 One-Way Delay Budget"/>
             <wp:cNvGraphicFramePr/>
@@ -2847,7 +2847,7 @@
                   <pic:spPr bwMode="auto">
                     <a:xfrm>
                       <a:off x="0" y="0"/>
-                      <a:ext cx="5334000" cy="2844800"/>
+                      <a:ext cx="6858000" cy="3657600"/>
                     </a:xfrm>
                     <a:prstGeom prst="rect">
                       <a:avLst/>
@@ -3560,7 +3560,7 @@
         </w:rPr>
         <w:drawing>
           <wp:inline distT="0" distB="0" distL="0" distR="0" wp14:anchorId="0036CEC5" wp14:editId="51A6FB1C">
-            <wp:extent cx="5334000" cy="2726266"/>
+            <wp:extent cx="6858000" cy="3505199"/>
             <wp:effectExtent l="0" t="0" r="0" b="0"/>
             <wp:docPr id="19" name="Picture" descr="Voice Packet Arrival: What Network Conditions Sound Like"/>
             <wp:cNvGraphicFramePr/>
@@ -3582,7 +3582,7 @@
                   <pic:spPr bwMode="auto">
                     <a:xfrm>
                       <a:off x="0" y="0"/>
-                      <a:ext cx="5334000" cy="2726266"/>
+                      <a:ext cx="6858000" cy="3505199"/>
                     </a:xfrm>
                     <a:prstGeom prst="rect">
                       <a:avLst/>
@@ -3684,7 +3684,7 @@
         </w:rPr>
         <w:drawing>
           <wp:inline distT="0" distB="0" distL="0" distR="0" wp14:anchorId="0DFC4D13" wp14:editId="232582FC">
-            <wp:extent cx="5334000" cy="2844800"/>
+            <wp:extent cx="6858000" cy="3657600"/>
             <wp:effectExtent l="0" t="0" r="0" b="0"/>
             <wp:docPr id="24" name="Picture" descr="Amazon Connect: AWS GovCloud .us vs. AWS Commercial .com — The Authorized Exception"/>
             <wp:cNvGraphicFramePr/>
@@ -3706,7 +3706,7 @@
                   <pic:spPr bwMode="auto">
                     <a:xfrm>
                       <a:off x="0" y="0"/>
-                      <a:ext cx="5334000" cy="2844800"/>
+                      <a:ext cx="6858000" cy="3657600"/>
                     </a:xfrm>
                     <a:prstGeom prst="rect">
                       <a:avLst/>
@@ -4283,7 +4283,7 @@
         </w:rPr>
         <w:drawing>
           <wp:inline distT="0" distB="0" distL="0" distR="0" wp14:anchorId="711EB00C" wp14:editId="4154A688">
-            <wp:extent cx="5334000" cy="2933700"/>
+            <wp:extent cx="6858000" cy="3771900"/>
             <wp:effectExtent l="0" t="0" r="0" b="0"/>
             <wp:docPr id="31" name="Picture" descr="MPLS Hairpin vs. Local Breakout: Before and After"/>
             <wp:cNvGraphicFramePr/>
@@ -4305,7 +4305,7 @@
                   <pic:spPr bwMode="auto">
                     <a:xfrm>
                       <a:off x="0" y="0"/>
-                      <a:ext cx="5334000" cy="2933700"/>
+                      <a:ext cx="6858000" cy="3771900"/>
                     </a:xfrm>
                     <a:prstGeom prst="rect">
                       <a:avLst/>
@@ -4408,7 +4408,7 @@
         </w:rPr>
         <w:drawing>
           <wp:inline distT="0" distB="0" distL="0" distR="0" wp14:anchorId="67859814" wp14:editId="0B282DF5">
-            <wp:extent cx="5334000" cy="2726266"/>
+            <wp:extent cx="6858000" cy="3505199"/>
             <wp:effectExtent l="0" t="0" r="0" b="0"/>
             <wp:docPr id="34" name="Picture" descr="WebRTC Voice Path: DSCP EF from Agent Desktop to Amazon Connect"/>
             <wp:cNvGraphicFramePr/>
@@ -4430,7 +4430,7 @@
                   <pic:spPr bwMode="auto">
                     <a:xfrm>
                       <a:off x="0" y="0"/>
-                      <a:ext cx="5334000" cy="2726266"/>
+                      <a:ext cx="6858000" cy="3505199"/>
                     </a:xfrm>
                     <a:prstGeom prst="rect">
                       <a:avLst/>
@@ -5153,7 +5153,7 @@
         </w:rPr>
         <w:drawing>
           <wp:inline distT="0" distB="0" distL="0" distR="0" wp14:anchorId="1F77B8B1" wp14:editId="4EF529FA">
-            <wp:extent cx="5334000" cy="2844800"/>
+            <wp:extent cx="6858000" cy="3657600"/>
             <wp:effectExtent l="0" t="0" r="0" b="0"/>
             <wp:docPr id="39" name="Picture" descr="Asymmetric Routing: The Session Killer That Looks Like Configuration Error"/>
             <wp:cNvGraphicFramePr/>
@@ -5175,7 +5175,7 @@
                   <pic:spPr bwMode="auto">
                     <a:xfrm>
                       <a:off x="0" y="0"/>
-                      <a:ext cx="5334000" cy="2844800"/>
+                      <a:ext cx="6858000" cy="3657600"/>
                     </a:xfrm>
                     <a:prstGeom prst="rect">
                       <a:avLst/>
@@ -5431,7 +5431,7 @@
         </w:rPr>
         <w:drawing>
           <wp:inline distT="0" distB="0" distL="0" distR="0" wp14:anchorId="2E584732" wp14:editId="0BB007CF">
-            <wp:extent cx="5334000" cy="2755900"/>
+            <wp:extent cx="6858000" cy="3543300"/>
             <wp:effectExtent l="0" t="0" r="0" b="0"/>
             <wp:docPr id="46" name="Picture" descr="E911 Compliance and Teams Phone GCC Boundary"/>
             <wp:cNvGraphicFramePr/>
@@ -5453,7 +5453,7 @@
                   <pic:spPr bwMode="auto">
                     <a:xfrm>
                       <a:off x="0" y="0"/>
-                      <a:ext cx="5334000" cy="2755900"/>
+                      <a:ext cx="6858000" cy="3543300"/>
                     </a:xfrm>
                     <a:prstGeom prst="rect">
                       <a:avLst/>
@@ -5552,7 +5552,7 @@
         </w:rPr>
         <w:drawing>
           <wp:inline distT="0" distB="0" distL="0" distR="0" wp14:anchorId="7B283DFA" wp14:editId="51DE9F59">
-            <wp:extent cx="5334000" cy="2726266"/>
+            <wp:extent cx="6858000" cy="3505199"/>
             <wp:effectExtent l="0" t="0" r="0" b="0"/>
             <wp:docPr id="49" name="Picture" descr="Legacy PBX to Teams Phone GCC: Platform Modernization"/>
             <wp:cNvGraphicFramePr/>
@@ -5574,7 +5574,7 @@
                   <pic:spPr bwMode="auto">
                     <a:xfrm>
                       <a:off x="0" y="0"/>
-                      <a:ext cx="5334000" cy="2726266"/>
+                      <a:ext cx="6858000" cy="3505199"/>
                     </a:xfrm>
                     <a:prstGeom prst="rect">
                       <a:avLst/>
@@ -5710,7 +5710,7 @@
         </w:rPr>
         <w:drawing>
           <wp:inline distT="0" distB="0" distL="0" distR="0" wp14:anchorId="6493F92A" wp14:editId="1BCAA650">
-            <wp:extent cx="5334000" cy="3022600"/>
+            <wp:extent cx="6858000" cy="3886200"/>
             <wp:effectExtent l="0" t="0" r="0" b="0"/>
             <wp:docPr id="55" name="Picture" descr="One SD-WAN Investment: Two Voice Platforms"/>
             <wp:cNvGraphicFramePr/>
@@ -5732,7 +5732,7 @@
                   <pic:spPr bwMode="auto">
                     <a:xfrm>
                       <a:off x="0" y="0"/>
-                      <a:ext cx="5334000" cy="3022600"/>
+                      <a:ext cx="6858000" cy="3886200"/>
                     </a:xfrm>
                     <a:prstGeom prst="rect">
                       <a:avLst/>
@@ -5792,7 +5792,7 @@
         </w:rPr>
         <w:drawing>
           <wp:inline distT="0" distB="0" distL="0" distR="0" wp14:anchorId="485B0DAC" wp14:editId="68286BAE">
-            <wp:extent cx="5334000" cy="2755900"/>
+            <wp:extent cx="6858000" cy="3543300"/>
             <wp:effectExtent l="0" t="0" r="0" b="0"/>
             <wp:docPr id="59" name="Picture" descr="Hybrid Agent: Dual Concurrent Voice Streams"/>
             <wp:cNvGraphicFramePr/>
@@ -5814,7 +5814,7 @@
                   <pic:spPr bwMode="auto">
                     <a:xfrm>
                       <a:off x="0" y="0"/>
-                      <a:ext cx="5334000" cy="2755900"/>
+                      <a:ext cx="6858000" cy="3543300"/>
                     </a:xfrm>
                     <a:prstGeom prst="rect">
                       <a:avLst/>
@@ -6014,7 +6014,7 @@
         </w:rPr>
         <w:drawing>
           <wp:inline distT="0" distB="0" distL="0" distR="0" wp14:anchorId="71B7D723" wp14:editId="34C54D41">
-            <wp:extent cx="5334000" cy="2933700"/>
+            <wp:extent cx="6858000" cy="3771900"/>
             <wp:effectExtent l="0" t="0" r="0" b="0"/>
             <wp:docPr id="66" name="Picture" descr="DIA Enables — SASE Achieves: NIST Control Stack"/>
             <wp:cNvGraphicFramePr/>
@@ -6036,7 +6036,7 @@
                   <pic:spPr bwMode="auto">
                     <a:xfrm>
                       <a:off x="0" y="0"/>
-                      <a:ext cx="5334000" cy="2933700"/>
+                      <a:ext cx="6858000" cy="3771900"/>
                     </a:xfrm>
                     <a:prstGeom prst="rect">
                       <a:avLst/>
@@ -6702,7 +6702,7 @@
         </w:rPr>
         <w:drawing>
           <wp:inline distT="0" distB="0" distL="0" distR="0" wp14:anchorId="1031940D" wp14:editId="59097D9B">
-            <wp:extent cx="5334000" cy="2726266"/>
+            <wp:extent cx="6858000" cy="3505199"/>
             <wp:effectExtent l="0" t="0" r="0" b="0"/>
             <wp:docPr id="70" name="Picture" descr="FedRAMP 20x Consolidated Rules: Telecommunications Implications"/>
             <wp:cNvGraphicFramePr/>
@@ -6724,7 +6724,7 @@
                   <pic:spPr bwMode="auto">
                     <a:xfrm>
                       <a:off x="0" y="0"/>
-                      <a:ext cx="5334000" cy="2726266"/>
+                      <a:ext cx="6858000" cy="3505199"/>
                     </a:xfrm>
                     <a:prstGeom prst="rect">
                       <a:avLst/>
@@ -7413,7 +7413,7 @@
               </w:rPr>
               <w:drawing>
                 <wp:inline distT="0" distB="0" distL="0" distR="0" wp14:anchorId="5C2476B4" wp14:editId="7DEAB798">
-                  <wp:extent cx="152400" cy="152400"/>
+                  <wp:extent cx="6858000" cy="6858000"/>
                   <wp:effectExtent l="0" t="0" r="0" b="0"/>
                   <wp:docPr id="73" name="Picture"/>
                   <wp:cNvGraphicFramePr/>
@@ -7435,7 +7435,7 @@
                         <pic:spPr bwMode="auto">
                           <a:xfrm>
                             <a:off x="0" y="0"/>
-                            <a:ext cx="152400" cy="152400"/>
+                            <a:ext cx="6858000" cy="6858000"/>
                           </a:xfrm>
                           <a:prstGeom prst="rect">
                             <a:avLst/>
@@ -8663,7 +8663,7 @@
         </w:rPr>
         <w:drawing>
           <wp:inline distT="0" distB="0" distL="0" distR="0" wp14:anchorId="30924B1D" wp14:editId="77586BFA">
-            <wp:extent cx="5334000" cy="2844800"/>
+            <wp:extent cx="6858000" cy="3657600"/>
             <wp:effectExtent l="0" t="0" r="0" b="0"/>
             <wp:docPr id="79" name="Picture" descr="Implementation Roadmap: Network First, Platforms Second"/>
             <wp:cNvGraphicFramePr/>
@@ -8685,7 +8685,7 @@
                   <pic:spPr bwMode="auto">
                     <a:xfrm>
                       <a:off x="0" y="0"/>
-                      <a:ext cx="5334000" cy="2844800"/>
+                      <a:ext cx="6858000" cy="3657600"/>
                     </a:xfrm>
                     <a:prstGeom prst="rect">
                       <a:avLst/>
@@ -10271,7 +10271,7 @@
         <w:numRestart w:val="eachSect"/>
       </w:footnotePr>
       <w:pgSz w:w="12240" w:h="15840"/>
-      <w:pgMar w:top="1440" w:right="1440" w:bottom="1440" w:left="1440" w:header="720" w:footer="720" w:gutter="0"/>
+      <w:pgMar w:top="720" w:right="720" w:bottom="720" w:left="720" w:header="720" w:footer="720" w:gutter="0"/>
       <w:cols w:space="720"/>
     </w:sectPr>
   </w:body>

--- a/inbox/Application Aware Networking/Book_03_Federal_Application_Aware_Networking_Federal_Telecommunications_Modernization.docx
+++ b/inbox/Application Aware Networking/Book_03_Federal_Application_Aware_Networking_Federal_Telecommunications_Modernization.docx
@@ -2699,7 +2699,7 @@
         </w:rPr>
         <w:drawing>
           <wp:inline distT="0" distB="0" distL="0" distR="0" wp14:anchorId="54E95C40" wp14:editId="1784DAC5">
-            <wp:extent cx="6858000" cy="3657600"/>
+            <wp:extent cx="7772400" cy="4145280"/>
             <wp:effectExtent l="0" t="0" r="0" b="0"/>
             <wp:docPr id="10" name="Picture" descr="The N8NN Call Journey: From Citizen to Agent"/>
             <wp:cNvGraphicFramePr/>
@@ -2721,7 +2721,7 @@
                   <pic:spPr bwMode="auto">
                     <a:xfrm>
                       <a:off x="0" y="0"/>
-                      <a:ext cx="6858000" cy="3657600"/>
+                      <a:ext cx="7772400" cy="4145280"/>
                     </a:xfrm>
                     <a:prstGeom prst="rect">
                       <a:avLst/>
@@ -2825,7 +2825,7 @@
         </w:rPr>
         <w:drawing>
           <wp:inline distT="0" distB="0" distL="0" distR="0" wp14:anchorId="5EC97109" wp14:editId="71024C52">
-            <wp:extent cx="6858000" cy="3657600"/>
+            <wp:extent cx="7772400" cy="4145280"/>
             <wp:effectExtent l="0" t="0" r="0" b="0"/>
             <wp:docPr id="14" name="Picture" descr="Voice Quality: MOS Scale and G.114 One-Way Delay Budget"/>
             <wp:cNvGraphicFramePr/>
@@ -2847,7 +2847,7 @@
                   <pic:spPr bwMode="auto">
                     <a:xfrm>
                       <a:off x="0" y="0"/>
-                      <a:ext cx="6858000" cy="3657600"/>
+                      <a:ext cx="7772400" cy="4145280"/>
                     </a:xfrm>
                     <a:prstGeom prst="rect">
                       <a:avLst/>
@@ -3560,7 +3560,7 @@
         </w:rPr>
         <w:drawing>
           <wp:inline distT="0" distB="0" distL="0" distR="0" wp14:anchorId="0036CEC5" wp14:editId="51A6FB1C">
-            <wp:extent cx="6858000" cy="3505199"/>
+            <wp:extent cx="7772400" cy="3972559"/>
             <wp:effectExtent l="0" t="0" r="0" b="0"/>
             <wp:docPr id="19" name="Picture" descr="Voice Packet Arrival: What Network Conditions Sound Like"/>
             <wp:cNvGraphicFramePr/>
@@ -3582,7 +3582,7 @@
                   <pic:spPr bwMode="auto">
                     <a:xfrm>
                       <a:off x="0" y="0"/>
-                      <a:ext cx="6858000" cy="3505199"/>
+                      <a:ext cx="7772400" cy="3972559"/>
                     </a:xfrm>
                     <a:prstGeom prst="rect">
                       <a:avLst/>
@@ -3684,7 +3684,7 @@
         </w:rPr>
         <w:drawing>
           <wp:inline distT="0" distB="0" distL="0" distR="0" wp14:anchorId="0DFC4D13" wp14:editId="232582FC">
-            <wp:extent cx="6858000" cy="3657600"/>
+            <wp:extent cx="7772400" cy="4145280"/>
             <wp:effectExtent l="0" t="0" r="0" b="0"/>
             <wp:docPr id="24" name="Picture" descr="Amazon Connect: AWS GovCloud .us vs. AWS Commercial .com — The Authorized Exception"/>
             <wp:cNvGraphicFramePr/>
@@ -3706,7 +3706,7 @@
                   <pic:spPr bwMode="auto">
                     <a:xfrm>
                       <a:off x="0" y="0"/>
-                      <a:ext cx="6858000" cy="3657600"/>
+                      <a:ext cx="7772400" cy="4145280"/>
                     </a:xfrm>
                     <a:prstGeom prst="rect">
                       <a:avLst/>
@@ -4283,7 +4283,7 @@
         </w:rPr>
         <w:drawing>
           <wp:inline distT="0" distB="0" distL="0" distR="0" wp14:anchorId="711EB00C" wp14:editId="4154A688">
-            <wp:extent cx="6858000" cy="3771900"/>
+            <wp:extent cx="7772400" cy="4274820"/>
             <wp:effectExtent l="0" t="0" r="0" b="0"/>
             <wp:docPr id="31" name="Picture" descr="MPLS Hairpin vs. Local Breakout: Before and After"/>
             <wp:cNvGraphicFramePr/>
@@ -4305,7 +4305,7 @@
                   <pic:spPr bwMode="auto">
                     <a:xfrm>
                       <a:off x="0" y="0"/>
-                      <a:ext cx="6858000" cy="3771900"/>
+                      <a:ext cx="7772400" cy="4274820"/>
                     </a:xfrm>
                     <a:prstGeom prst="rect">
                       <a:avLst/>
@@ -4408,7 +4408,7 @@
         </w:rPr>
         <w:drawing>
           <wp:inline distT="0" distB="0" distL="0" distR="0" wp14:anchorId="67859814" wp14:editId="0B282DF5">
-            <wp:extent cx="6858000" cy="3505199"/>
+            <wp:extent cx="7772400" cy="3972559"/>
             <wp:effectExtent l="0" t="0" r="0" b="0"/>
             <wp:docPr id="34" name="Picture" descr="WebRTC Voice Path: DSCP EF from Agent Desktop to Amazon Connect"/>
             <wp:cNvGraphicFramePr/>
@@ -4430,7 +4430,7 @@
                   <pic:spPr bwMode="auto">
                     <a:xfrm>
                       <a:off x="0" y="0"/>
-                      <a:ext cx="6858000" cy="3505199"/>
+                      <a:ext cx="7772400" cy="3972559"/>
                     </a:xfrm>
                     <a:prstGeom prst="rect">
                       <a:avLst/>
@@ -5153,7 +5153,7 @@
         </w:rPr>
         <w:drawing>
           <wp:inline distT="0" distB="0" distL="0" distR="0" wp14:anchorId="1F77B8B1" wp14:editId="4EF529FA">
-            <wp:extent cx="6858000" cy="3657600"/>
+            <wp:extent cx="7772400" cy="4145280"/>
             <wp:effectExtent l="0" t="0" r="0" b="0"/>
             <wp:docPr id="39" name="Picture" descr="Asymmetric Routing: The Session Killer That Looks Like Configuration Error"/>
             <wp:cNvGraphicFramePr/>
@@ -5175,7 +5175,7 @@
                   <pic:spPr bwMode="auto">
                     <a:xfrm>
                       <a:off x="0" y="0"/>
-                      <a:ext cx="6858000" cy="3657600"/>
+                      <a:ext cx="7772400" cy="4145280"/>
                     </a:xfrm>
                     <a:prstGeom prst="rect">
                       <a:avLst/>
@@ -5431,7 +5431,7 @@
         </w:rPr>
         <w:drawing>
           <wp:inline distT="0" distB="0" distL="0" distR="0" wp14:anchorId="2E584732" wp14:editId="0BB007CF">
-            <wp:extent cx="6858000" cy="3543300"/>
+            <wp:extent cx="7772400" cy="4015740"/>
             <wp:effectExtent l="0" t="0" r="0" b="0"/>
             <wp:docPr id="46" name="Picture" descr="E911 Compliance and Teams Phone GCC Boundary"/>
             <wp:cNvGraphicFramePr/>
@@ -5453,7 +5453,7 @@
                   <pic:spPr bwMode="auto">
                     <a:xfrm>
                       <a:off x="0" y="0"/>
-                      <a:ext cx="6858000" cy="3543300"/>
+                      <a:ext cx="7772400" cy="4015740"/>
                     </a:xfrm>
                     <a:prstGeom prst="rect">
                       <a:avLst/>
@@ -5552,7 +5552,7 @@
         </w:rPr>
         <w:drawing>
           <wp:inline distT="0" distB="0" distL="0" distR="0" wp14:anchorId="7B283DFA" wp14:editId="51DE9F59">
-            <wp:extent cx="6858000" cy="3505199"/>
+            <wp:extent cx="7772400" cy="3972559"/>
             <wp:effectExtent l="0" t="0" r="0" b="0"/>
             <wp:docPr id="49" name="Picture" descr="Legacy PBX to Teams Phone GCC: Platform Modernization"/>
             <wp:cNvGraphicFramePr/>
@@ -5574,7 +5574,7 @@
                   <pic:spPr bwMode="auto">
                     <a:xfrm>
                       <a:off x="0" y="0"/>
-                      <a:ext cx="6858000" cy="3505199"/>
+                      <a:ext cx="7772400" cy="3972559"/>
                     </a:xfrm>
                     <a:prstGeom prst="rect">
                       <a:avLst/>
@@ -5710,7 +5710,7 @@
         </w:rPr>
         <w:drawing>
           <wp:inline distT="0" distB="0" distL="0" distR="0" wp14:anchorId="6493F92A" wp14:editId="1BCAA650">
-            <wp:extent cx="6858000" cy="3886200"/>
+            <wp:extent cx="7772400" cy="4404360"/>
             <wp:effectExtent l="0" t="0" r="0" b="0"/>
             <wp:docPr id="55" name="Picture" descr="One SD-WAN Investment: Two Voice Platforms"/>
             <wp:cNvGraphicFramePr/>
@@ -5732,7 +5732,7 @@
                   <pic:spPr bwMode="auto">
                     <a:xfrm>
                       <a:off x="0" y="0"/>
-                      <a:ext cx="6858000" cy="3886200"/>
+                      <a:ext cx="7772400" cy="4404360"/>
                     </a:xfrm>
                     <a:prstGeom prst="rect">
                       <a:avLst/>
@@ -5792,7 +5792,7 @@
         </w:rPr>
         <w:drawing>
           <wp:inline distT="0" distB="0" distL="0" distR="0" wp14:anchorId="485B0DAC" wp14:editId="68286BAE">
-            <wp:extent cx="6858000" cy="3543300"/>
+            <wp:extent cx="7772400" cy="4015740"/>
             <wp:effectExtent l="0" t="0" r="0" b="0"/>
             <wp:docPr id="59" name="Picture" descr="Hybrid Agent: Dual Concurrent Voice Streams"/>
             <wp:cNvGraphicFramePr/>
@@ -5814,7 +5814,7 @@
                   <pic:spPr bwMode="auto">
                     <a:xfrm>
                       <a:off x="0" y="0"/>
-                      <a:ext cx="6858000" cy="3543300"/>
+                      <a:ext cx="7772400" cy="4015740"/>
                     </a:xfrm>
                     <a:prstGeom prst="rect">
                       <a:avLst/>
@@ -6014,7 +6014,7 @@
         </w:rPr>
         <w:drawing>
           <wp:inline distT="0" distB="0" distL="0" distR="0" wp14:anchorId="71B7D723" wp14:editId="34C54D41">
-            <wp:extent cx="6858000" cy="3771900"/>
+            <wp:extent cx="7772400" cy="4274820"/>
             <wp:effectExtent l="0" t="0" r="0" b="0"/>
             <wp:docPr id="66" name="Picture" descr="DIA Enables — SASE Achieves: NIST Control Stack"/>
             <wp:cNvGraphicFramePr/>
@@ -6036,7 +6036,7 @@
                   <pic:spPr bwMode="auto">
                     <a:xfrm>
                       <a:off x="0" y="0"/>
-                      <a:ext cx="6858000" cy="3771900"/>
+                      <a:ext cx="7772400" cy="4274820"/>
                     </a:xfrm>
                     <a:prstGeom prst="rect">
                       <a:avLst/>
@@ -6702,7 +6702,7 @@
         </w:rPr>
         <w:drawing>
           <wp:inline distT="0" distB="0" distL="0" distR="0" wp14:anchorId="1031940D" wp14:editId="59097D9B">
-            <wp:extent cx="6858000" cy="3505199"/>
+            <wp:extent cx="7772400" cy="3972559"/>
             <wp:effectExtent l="0" t="0" r="0" b="0"/>
             <wp:docPr id="70" name="Picture" descr="FedRAMP 20x Consolidated Rules: Telecommunications Implications"/>
             <wp:cNvGraphicFramePr/>
@@ -6724,7 +6724,7 @@
                   <pic:spPr bwMode="auto">
                     <a:xfrm>
                       <a:off x="0" y="0"/>
-                      <a:ext cx="6858000" cy="3505199"/>
+                      <a:ext cx="7772400" cy="3972559"/>
                     </a:xfrm>
                     <a:prstGeom prst="rect">
                       <a:avLst/>
@@ -7413,7 +7413,7 @@
               </w:rPr>
               <w:drawing>
                 <wp:inline distT="0" distB="0" distL="0" distR="0" wp14:anchorId="5C2476B4" wp14:editId="7DEAB798">
-                  <wp:extent cx="6858000" cy="6858000"/>
+                  <wp:extent cx="304800" cy="304800"/>
                   <wp:effectExtent l="0" t="0" r="0" b="0"/>
                   <wp:docPr id="73" name="Picture"/>
                   <wp:cNvGraphicFramePr/>
@@ -7435,7 +7435,7 @@
                         <pic:spPr bwMode="auto">
                           <a:xfrm>
                             <a:off x="0" y="0"/>
-                            <a:ext cx="6858000" cy="6858000"/>
+                            <a:ext cx="304800" cy="304800"/>
                           </a:xfrm>
                           <a:prstGeom prst="rect">
                             <a:avLst/>
@@ -8663,7 +8663,7 @@
         </w:rPr>
         <w:drawing>
           <wp:inline distT="0" distB="0" distL="0" distR="0" wp14:anchorId="30924B1D" wp14:editId="77586BFA">
-            <wp:extent cx="6858000" cy="3657600"/>
+            <wp:extent cx="7772400" cy="4145280"/>
             <wp:effectExtent l="0" t="0" r="0" b="0"/>
             <wp:docPr id="79" name="Picture" descr="Implementation Roadmap: Network First, Platforms Second"/>
             <wp:cNvGraphicFramePr/>
@@ -8685,7 +8685,7 @@
                   <pic:spPr bwMode="auto">
                     <a:xfrm>
                       <a:off x="0" y="0"/>
-                      <a:ext cx="6858000" cy="3657600"/>
+                      <a:ext cx="7772400" cy="4145280"/>
                     </a:xfrm>
                     <a:prstGeom prst="rect">
                       <a:avLst/>

--- a/inbox/Application Aware Networking/Book_03_Federal_Application_Aware_Networking_Federal_Telecommunications_Modernization.docx
+++ b/inbox/Application Aware Networking/Book_03_Federal_Application_Aware_Networking_Federal_Telecommunications_Modernization.docx
@@ -2699,7 +2699,7 @@
         </w:rPr>
         <w:drawing>
           <wp:inline distT="0" distB="0" distL="0" distR="0" wp14:anchorId="54E95C40" wp14:editId="1784DAC5">
-            <wp:extent cx="5334000" cy="2844800"/>
+            <wp:extent cx="7772400" cy="4145280"/>
             <wp:effectExtent l="0" t="0" r="0" b="0"/>
             <wp:docPr id="10" name="Picture" descr="The N8NN Call Journey: From Citizen to Agent"/>
             <wp:cNvGraphicFramePr/>
@@ -2721,7 +2721,7 @@
                   <pic:spPr bwMode="auto">
                     <a:xfrm>
                       <a:off x="0" y="0"/>
-                      <a:ext cx="5334000" cy="2844800"/>
+                      <a:ext cx="7772400" cy="4145280"/>
                     </a:xfrm>
                     <a:prstGeom prst="rect">
                       <a:avLst/>
@@ -2825,7 +2825,7 @@
         </w:rPr>
         <w:drawing>
           <wp:inline distT="0" distB="0" distL="0" distR="0" wp14:anchorId="5EC97109" wp14:editId="71024C52">
-            <wp:extent cx="5334000" cy="2844800"/>
+            <wp:extent cx="7772400" cy="4145280"/>
             <wp:effectExtent l="0" t="0" r="0" b="0"/>
             <wp:docPr id="14" name="Picture" descr="Voice Quality: MOS Scale and G.114 One-Way Delay Budget"/>
             <wp:cNvGraphicFramePr/>
@@ -2847,7 +2847,7 @@
                   <pic:spPr bwMode="auto">
                     <a:xfrm>
                       <a:off x="0" y="0"/>
-                      <a:ext cx="5334000" cy="2844800"/>
+                      <a:ext cx="7772400" cy="4145280"/>
                     </a:xfrm>
                     <a:prstGeom prst="rect">
                       <a:avLst/>
@@ -3560,7 +3560,7 @@
         </w:rPr>
         <w:drawing>
           <wp:inline distT="0" distB="0" distL="0" distR="0" wp14:anchorId="0036CEC5" wp14:editId="51A6FB1C">
-            <wp:extent cx="5334000" cy="2726266"/>
+            <wp:extent cx="7772400" cy="3972559"/>
             <wp:effectExtent l="0" t="0" r="0" b="0"/>
             <wp:docPr id="19" name="Picture" descr="Voice Packet Arrival: What Network Conditions Sound Like"/>
             <wp:cNvGraphicFramePr/>
@@ -3582,7 +3582,7 @@
                   <pic:spPr bwMode="auto">
                     <a:xfrm>
                       <a:off x="0" y="0"/>
-                      <a:ext cx="5334000" cy="2726266"/>
+                      <a:ext cx="7772400" cy="3972559"/>
                     </a:xfrm>
                     <a:prstGeom prst="rect">
                       <a:avLst/>
@@ -3684,7 +3684,7 @@
         </w:rPr>
         <w:drawing>
           <wp:inline distT="0" distB="0" distL="0" distR="0" wp14:anchorId="0DFC4D13" wp14:editId="232582FC">
-            <wp:extent cx="5334000" cy="2844800"/>
+            <wp:extent cx="7772400" cy="4145280"/>
             <wp:effectExtent l="0" t="0" r="0" b="0"/>
             <wp:docPr id="24" name="Picture" descr="Amazon Connect: AWS GovCloud .us vs. AWS Commercial .com — The Authorized Exception"/>
             <wp:cNvGraphicFramePr/>
@@ -3706,7 +3706,7 @@
                   <pic:spPr bwMode="auto">
                     <a:xfrm>
                       <a:off x="0" y="0"/>
-                      <a:ext cx="5334000" cy="2844800"/>
+                      <a:ext cx="7772400" cy="4145280"/>
                     </a:xfrm>
                     <a:prstGeom prst="rect">
                       <a:avLst/>
@@ -4283,7 +4283,7 @@
         </w:rPr>
         <w:drawing>
           <wp:inline distT="0" distB="0" distL="0" distR="0" wp14:anchorId="711EB00C" wp14:editId="4154A688">
-            <wp:extent cx="5334000" cy="2933700"/>
+            <wp:extent cx="7772400" cy="4274820"/>
             <wp:effectExtent l="0" t="0" r="0" b="0"/>
             <wp:docPr id="31" name="Picture" descr="MPLS Hairpin vs. Local Breakout: Before and After"/>
             <wp:cNvGraphicFramePr/>
@@ -4305,7 +4305,7 @@
                   <pic:spPr bwMode="auto">
                     <a:xfrm>
                       <a:off x="0" y="0"/>
-                      <a:ext cx="5334000" cy="2933700"/>
+                      <a:ext cx="7772400" cy="4274820"/>
                     </a:xfrm>
                     <a:prstGeom prst="rect">
                       <a:avLst/>
@@ -4408,7 +4408,7 @@
         </w:rPr>
         <w:drawing>
           <wp:inline distT="0" distB="0" distL="0" distR="0" wp14:anchorId="67859814" wp14:editId="0B282DF5">
-            <wp:extent cx="5334000" cy="2726266"/>
+            <wp:extent cx="7772400" cy="3972559"/>
             <wp:effectExtent l="0" t="0" r="0" b="0"/>
             <wp:docPr id="34" name="Picture" descr="WebRTC Voice Path: DSCP EF from Agent Desktop to Amazon Connect"/>
             <wp:cNvGraphicFramePr/>
@@ -4430,7 +4430,7 @@
                   <pic:spPr bwMode="auto">
                     <a:xfrm>
                       <a:off x="0" y="0"/>
-                      <a:ext cx="5334000" cy="2726266"/>
+                      <a:ext cx="7772400" cy="3972559"/>
                     </a:xfrm>
                     <a:prstGeom prst="rect">
                       <a:avLst/>
@@ -5153,7 +5153,7 @@
         </w:rPr>
         <w:drawing>
           <wp:inline distT="0" distB="0" distL="0" distR="0" wp14:anchorId="1F77B8B1" wp14:editId="4EF529FA">
-            <wp:extent cx="5334000" cy="2844800"/>
+            <wp:extent cx="7772400" cy="4145280"/>
             <wp:effectExtent l="0" t="0" r="0" b="0"/>
             <wp:docPr id="39" name="Picture" descr="Asymmetric Routing: The Session Killer That Looks Like Configuration Error"/>
             <wp:cNvGraphicFramePr/>
@@ -5175,7 +5175,7 @@
                   <pic:spPr bwMode="auto">
                     <a:xfrm>
                       <a:off x="0" y="0"/>
-                      <a:ext cx="5334000" cy="2844800"/>
+                      <a:ext cx="7772400" cy="4145280"/>
                     </a:xfrm>
                     <a:prstGeom prst="rect">
                       <a:avLst/>
@@ -5431,7 +5431,7 @@
         </w:rPr>
         <w:drawing>
           <wp:inline distT="0" distB="0" distL="0" distR="0" wp14:anchorId="2E584732" wp14:editId="0BB007CF">
-            <wp:extent cx="5334000" cy="2755900"/>
+            <wp:extent cx="7772400" cy="4015740"/>
             <wp:effectExtent l="0" t="0" r="0" b="0"/>
             <wp:docPr id="46" name="Picture" descr="E911 Compliance and Teams Phone GCC Boundary"/>
             <wp:cNvGraphicFramePr/>
@@ -5453,7 +5453,7 @@
                   <pic:spPr bwMode="auto">
                     <a:xfrm>
                       <a:off x="0" y="0"/>
-                      <a:ext cx="5334000" cy="2755900"/>
+                      <a:ext cx="7772400" cy="4015740"/>
                     </a:xfrm>
                     <a:prstGeom prst="rect">
                       <a:avLst/>
@@ -5552,7 +5552,7 @@
         </w:rPr>
         <w:drawing>
           <wp:inline distT="0" distB="0" distL="0" distR="0" wp14:anchorId="7B283DFA" wp14:editId="51DE9F59">
-            <wp:extent cx="5334000" cy="2726266"/>
+            <wp:extent cx="7772400" cy="3972559"/>
             <wp:effectExtent l="0" t="0" r="0" b="0"/>
             <wp:docPr id="49" name="Picture" descr="Legacy PBX to Teams Phone GCC: Platform Modernization"/>
             <wp:cNvGraphicFramePr/>
@@ -5574,7 +5574,7 @@
                   <pic:spPr bwMode="auto">
                     <a:xfrm>
                       <a:off x="0" y="0"/>
-                      <a:ext cx="5334000" cy="2726266"/>
+                      <a:ext cx="7772400" cy="3972559"/>
                     </a:xfrm>
                     <a:prstGeom prst="rect">
                       <a:avLst/>
@@ -5710,7 +5710,7 @@
         </w:rPr>
         <w:drawing>
           <wp:inline distT="0" distB="0" distL="0" distR="0" wp14:anchorId="6493F92A" wp14:editId="1BCAA650">
-            <wp:extent cx="5334000" cy="3022600"/>
+            <wp:extent cx="7772400" cy="4404360"/>
             <wp:effectExtent l="0" t="0" r="0" b="0"/>
             <wp:docPr id="55" name="Picture" descr="One SD-WAN Investment: Two Voice Platforms"/>
             <wp:cNvGraphicFramePr/>
@@ -5732,7 +5732,7 @@
                   <pic:spPr bwMode="auto">
                     <a:xfrm>
                       <a:off x="0" y="0"/>
-                      <a:ext cx="5334000" cy="3022600"/>
+                      <a:ext cx="7772400" cy="4404360"/>
                     </a:xfrm>
                     <a:prstGeom prst="rect">
                       <a:avLst/>
@@ -5792,7 +5792,7 @@
         </w:rPr>
         <w:drawing>
           <wp:inline distT="0" distB="0" distL="0" distR="0" wp14:anchorId="485B0DAC" wp14:editId="68286BAE">
-            <wp:extent cx="5334000" cy="2755900"/>
+            <wp:extent cx="7772400" cy="4015740"/>
             <wp:effectExtent l="0" t="0" r="0" b="0"/>
             <wp:docPr id="59" name="Picture" descr="Hybrid Agent: Dual Concurrent Voice Streams"/>
             <wp:cNvGraphicFramePr/>
@@ -5814,7 +5814,7 @@
                   <pic:spPr bwMode="auto">
                     <a:xfrm>
                       <a:off x="0" y="0"/>
-                      <a:ext cx="5334000" cy="2755900"/>
+                      <a:ext cx="7772400" cy="4015740"/>
                     </a:xfrm>
                     <a:prstGeom prst="rect">
                       <a:avLst/>
@@ -6014,7 +6014,7 @@
         </w:rPr>
         <w:drawing>
           <wp:inline distT="0" distB="0" distL="0" distR="0" wp14:anchorId="71B7D723" wp14:editId="34C54D41">
-            <wp:extent cx="5334000" cy="2933700"/>
+            <wp:extent cx="7772400" cy="4274820"/>
             <wp:effectExtent l="0" t="0" r="0" b="0"/>
             <wp:docPr id="66" name="Picture" descr="DIA Enables — SASE Achieves: NIST Control Stack"/>
             <wp:cNvGraphicFramePr/>
@@ -6036,7 +6036,7 @@
                   <pic:spPr bwMode="auto">
                     <a:xfrm>
                       <a:off x="0" y="0"/>
-                      <a:ext cx="5334000" cy="2933700"/>
+                      <a:ext cx="7772400" cy="4274820"/>
                     </a:xfrm>
                     <a:prstGeom prst="rect">
                       <a:avLst/>
@@ -6702,7 +6702,7 @@
         </w:rPr>
         <w:drawing>
           <wp:inline distT="0" distB="0" distL="0" distR="0" wp14:anchorId="1031940D" wp14:editId="59097D9B">
-            <wp:extent cx="5334000" cy="2726266"/>
+            <wp:extent cx="7772400" cy="3972559"/>
             <wp:effectExtent l="0" t="0" r="0" b="0"/>
             <wp:docPr id="70" name="Picture" descr="FedRAMP 20x Consolidated Rules: Telecommunications Implications"/>
             <wp:cNvGraphicFramePr/>
@@ -6724,7 +6724,7 @@
                   <pic:spPr bwMode="auto">
                     <a:xfrm>
                       <a:off x="0" y="0"/>
-                      <a:ext cx="5334000" cy="2726266"/>
+                      <a:ext cx="7772400" cy="3972559"/>
                     </a:xfrm>
                     <a:prstGeom prst="rect">
                       <a:avLst/>
@@ -7413,7 +7413,7 @@
               </w:rPr>
               <w:drawing>
                 <wp:inline distT="0" distB="0" distL="0" distR="0" wp14:anchorId="5C2476B4" wp14:editId="7DEAB798">
-                  <wp:extent cx="152400" cy="152400"/>
+                  <wp:extent cx="304800" cy="304800"/>
                   <wp:effectExtent l="0" t="0" r="0" b="0"/>
                   <wp:docPr id="73" name="Picture"/>
                   <wp:cNvGraphicFramePr/>
@@ -7435,7 +7435,7 @@
                         <pic:spPr bwMode="auto">
                           <a:xfrm>
                             <a:off x="0" y="0"/>
-                            <a:ext cx="152400" cy="152400"/>
+                            <a:ext cx="304800" cy="304800"/>
                           </a:xfrm>
                           <a:prstGeom prst="rect">
                             <a:avLst/>
@@ -8663,7 +8663,7 @@
         </w:rPr>
         <w:drawing>
           <wp:inline distT="0" distB="0" distL="0" distR="0" wp14:anchorId="30924B1D" wp14:editId="77586BFA">
-            <wp:extent cx="5334000" cy="2844800"/>
+            <wp:extent cx="7772400" cy="4145280"/>
             <wp:effectExtent l="0" t="0" r="0" b="0"/>
             <wp:docPr id="79" name="Picture" descr="Implementation Roadmap: Network First, Platforms Second"/>
             <wp:cNvGraphicFramePr/>
@@ -8685,7 +8685,7 @@
                   <pic:spPr bwMode="auto">
                     <a:xfrm>
                       <a:off x="0" y="0"/>
-                      <a:ext cx="5334000" cy="2844800"/>
+                      <a:ext cx="7772400" cy="4145280"/>
                     </a:xfrm>
                     <a:prstGeom prst="rect">
                       <a:avLst/>
@@ -10271,7 +10271,7 @@
         <w:numRestart w:val="eachSect"/>
       </w:footnotePr>
       <w:pgSz w:w="12240" w:h="15840"/>
-      <w:pgMar w:top="1440" w:right="1440" w:bottom="1440" w:left="1440" w:header="720" w:footer="720" w:gutter="0"/>
+      <w:pgMar w:top="720" w:right="720" w:bottom="720" w:left="720" w:header="720" w:footer="720" w:gutter="0"/>
       <w:cols w:space="720"/>
     </w:sectPr>
   </w:body>
